--- a/input/密闭式清洁站日报_jinja模板.docx
+++ b/input/密闭式清洁站日报_jinja模板.docx
@@ -334,6 +334,7 @@
         <w:keepNext w:val="0"/>
         <w:keepLines w:val="0"/>
         <w:pageBreakBefore w:val="0"/>
+        <w:widowControl/>
         <w:kinsoku/>
         <w:wordWrap/>
         <w:overflowPunct/>
@@ -343,17 +344,17 @@
         <w:bidi w:val="0"/>
         <w:adjustRightInd/>
         <w:snapToGrid/>
-        <w:spacing w:before="0" w:after="160" w:line="560" w:lineRule="exact"/>
+        <w:spacing w:before="0" w:after="160" w:line="240" w:lineRule="auto"/>
         <w:jc w:val="center"/>
         <w:textAlignment w:val="auto"/>
       </w:pPr>
       <w:r>
-        <w:t xml:space="preserve">{{ row.left }}{% if </w:t>
+        <w:t>{{ row.left }}{% if row.righ</w:t>
       </w:r>
       <w:bookmarkStart w:id="0" w:name="_GoBack"/>
       <w:bookmarkEnd w:id="0"/>
       <w:r>
-        <w:t>row.right %}{{ row.right }}{% endif %}</w:t>
+        <w:t>t %}{{ row.right }}{% endif %}</w:t>
       </w:r>
     </w:p>
     <w:p>
@@ -825,7 +826,7 @@
     <w:lsdException w:qFormat="1" w:unhideWhenUsed="0" w:uiPriority="70" w:semiHidden="0" w:name="Dark List"/>
     <w:lsdException w:qFormat="1" w:unhideWhenUsed="0" w:uiPriority="71" w:semiHidden="0" w:name="Colorful Shading"/>
     <w:lsdException w:qFormat="1" w:unhideWhenUsed="0" w:uiPriority="72" w:semiHidden="0" w:name="Colorful List"/>
-    <w:lsdException w:unhideWhenUsed="0" w:uiPriority="73" w:semiHidden="0" w:name="Colorful Grid"/>
+    <w:lsdException w:qFormat="1" w:unhideWhenUsed="0" w:uiPriority="73" w:semiHidden="0" w:name="Colorful Grid"/>
     <w:lsdException w:qFormat="1" w:unhideWhenUsed="0" w:uiPriority="60" w:semiHidden="0" w:name="Light Shading Accent 1"/>
     <w:lsdException w:unhideWhenUsed="0" w:uiPriority="61" w:semiHidden="0" w:name="Light List Accent 1"/>
     <w:lsdException w:qFormat="1" w:unhideWhenUsed="0" w:uiPriority="62" w:semiHidden="0" w:name="Light Grid Accent 1"/>
@@ -852,7 +853,7 @@
     <w:lsdException w:qFormat="1" w:unhideWhenUsed="0" w:uiPriority="66" w:semiHidden="0" w:name="Medium List 2 Accent 2"/>
     <w:lsdException w:qFormat="1" w:unhideWhenUsed="0" w:uiPriority="67" w:semiHidden="0" w:name="Medium Grid 1 Accent 2"/>
     <w:lsdException w:qFormat="1" w:unhideWhenUsed="0" w:uiPriority="68" w:semiHidden="0" w:name="Medium Grid 2 Accent 2"/>
-    <w:lsdException w:unhideWhenUsed="0" w:uiPriority="69" w:semiHidden="0" w:name="Medium Grid 3 Accent 2"/>
+    <w:lsdException w:qFormat="1" w:unhideWhenUsed="0" w:uiPriority="69" w:semiHidden="0" w:name="Medium Grid 3 Accent 2"/>
     <w:lsdException w:unhideWhenUsed="0" w:uiPriority="70" w:semiHidden="0" w:name="Dark List Accent 2"/>
     <w:lsdException w:qFormat="1" w:unhideWhenUsed="0" w:uiPriority="71" w:semiHidden="0" w:name="Colorful Shading Accent 2"/>
     <w:lsdException w:qFormat="1" w:unhideWhenUsed="0" w:uiPriority="72" w:semiHidden="0" w:name="Colorful List Accent 2"/>
@@ -881,7 +882,7 @@
     <w:lsdException w:qFormat="1" w:unhideWhenUsed="0" w:uiPriority="67" w:semiHidden="0" w:name="Medium Grid 1 Accent 4"/>
     <w:lsdException w:qFormat="1" w:unhideWhenUsed="0" w:uiPriority="68" w:semiHidden="0" w:name="Medium Grid 2 Accent 4"/>
     <w:lsdException w:qFormat="1" w:unhideWhenUsed="0" w:uiPriority="69" w:semiHidden="0" w:name="Medium Grid 3 Accent 4"/>
-    <w:lsdException w:unhideWhenUsed="0" w:uiPriority="70" w:semiHidden="0" w:name="Dark List Accent 4"/>
+    <w:lsdException w:qFormat="1" w:unhideWhenUsed="0" w:uiPriority="70" w:semiHidden="0" w:name="Dark List Accent 4"/>
     <w:lsdException w:qFormat="1" w:unhideWhenUsed="0" w:uiPriority="71" w:semiHidden="0" w:name="Colorful Shading Accent 4"/>
     <w:lsdException w:qFormat="1" w:unhideWhenUsed="0" w:uiPriority="72" w:semiHidden="0" w:name="Colorful List Accent 4"/>
     <w:lsdException w:qFormat="1" w:unhideWhenUsed="0" w:uiPriority="73" w:semiHidden="0" w:name="Colorful Grid Accent 4"/>
@@ -895,7 +896,7 @@
     <w:lsdException w:qFormat="1" w:unhideWhenUsed="0" w:uiPriority="67" w:semiHidden="0" w:name="Medium Grid 1 Accent 5"/>
     <w:lsdException w:qFormat="1" w:unhideWhenUsed="0" w:uiPriority="68" w:semiHidden="0" w:name="Medium Grid 2 Accent 5"/>
     <w:lsdException w:qFormat="1" w:unhideWhenUsed="0" w:uiPriority="69" w:semiHidden="0" w:name="Medium Grid 3 Accent 5"/>
-    <w:lsdException w:unhideWhenUsed="0" w:uiPriority="70" w:semiHidden="0" w:name="Dark List Accent 5"/>
+    <w:lsdException w:qFormat="1" w:unhideWhenUsed="0" w:uiPriority="70" w:semiHidden="0" w:name="Dark List Accent 5"/>
     <w:lsdException w:qFormat="1" w:unhideWhenUsed="0" w:uiPriority="71" w:semiHidden="0" w:name="Colorful Shading Accent 5"/>
     <w:lsdException w:qFormat="1" w:unhideWhenUsed="0" w:uiPriority="72" w:semiHidden="0" w:name="Colorful List Accent 5"/>
     <w:lsdException w:qFormat="1" w:unhideWhenUsed="0" w:uiPriority="73" w:semiHidden="0" w:name="Colorful Grid Accent 5"/>
@@ -909,7 +910,7 @@
     <w:lsdException w:qFormat="1" w:unhideWhenUsed="0" w:uiPriority="67" w:semiHidden="0" w:name="Medium Grid 1 Accent 6"/>
     <w:lsdException w:qFormat="1" w:unhideWhenUsed="0" w:uiPriority="68" w:semiHidden="0" w:name="Medium Grid 2 Accent 6"/>
     <w:lsdException w:qFormat="1" w:unhideWhenUsed="0" w:uiPriority="69" w:semiHidden="0" w:name="Medium Grid 3 Accent 6"/>
-    <w:lsdException w:unhideWhenUsed="0" w:uiPriority="70" w:semiHidden="0" w:name="Dark List Accent 6"/>
+    <w:lsdException w:qFormat="1" w:unhideWhenUsed="0" w:uiPriority="70" w:semiHidden="0" w:name="Dark List Accent 6"/>
     <w:lsdException w:unhideWhenUsed="0" w:uiPriority="71" w:semiHidden="0" w:name="Colorful Shading Accent 6"/>
     <w:lsdException w:unhideWhenUsed="0" w:uiPriority="72" w:semiHidden="0" w:name="Colorful List Accent 6"/>
     <w:lsdException w:qFormat="1" w:unhideWhenUsed="0" w:uiPriority="73" w:semiHidden="0" w:name="Colorful Grid Accent 6"/>
@@ -9088,6 +9089,7 @@
   <w:style w:type="table" w:styleId="100">
     <w:name w:val="Medium Grid 3 Accent 2"/>
     <w:basedOn w:val="33"/>
+    <w:qFormat/>
     <w:uiPriority w:val="69"/>
     <w:pPr>
       <w:spacing w:after="0" w:line="240" w:lineRule="auto"/>
@@ -10340,6 +10342,7 @@
   <w:style w:type="table" w:styleId="109">
     <w:name w:val="Dark List Accent 4"/>
     <w:basedOn w:val="33"/>
+    <w:qFormat/>
     <w:uiPriority w:val="70"/>
     <w:pPr>
       <w:spacing w:after="0" w:line="240" w:lineRule="auto"/>
@@ -10455,6 +10458,7 @@
   <w:style w:type="table" w:styleId="110">
     <w:name w:val="Dark List Accent 5"/>
     <w:basedOn w:val="33"/>
+    <w:qFormat/>
     <w:uiPriority w:val="70"/>
     <w:pPr>
       <w:spacing w:after="0" w:line="240" w:lineRule="auto"/>
@@ -10570,6 +10574,7 @@
   <w:style w:type="table" w:styleId="111">
     <w:name w:val="Dark List Accent 6"/>
     <w:basedOn w:val="33"/>
+    <w:qFormat/>
     <w:uiPriority w:val="70"/>
     <w:pPr>
       <w:spacing w:after="0" w:line="240" w:lineRule="auto"/>
@@ -12356,6 +12361,7 @@
   <w:style w:type="table" w:styleId="126">
     <w:name w:val="Colorful Grid"/>
     <w:basedOn w:val="33"/>
+    <w:qFormat/>
     <w:uiPriority w:val="73"/>
     <w:pPr>
       <w:spacing w:after="0" w:line="240" w:lineRule="auto"/>

--- a/input/密闭式清洁站日报_jinja模板.docx
+++ b/input/密闭式清洁站日报_jinja模板.docx
@@ -73,7 +73,7 @@
         <w:textAlignment w:val="auto"/>
         <w:outlineLvl w:val="1"/>
         <w:rPr>
-          <w:rStyle w:val="165"/>
+          <w:rStyle w:val="166"/>
           <w:rFonts w:hint="eastAsia" w:ascii="黑体" w:hAnsi="黑体" w:eastAsia="黑体" w:cs="黑体"/>
           <w:b w:val="0"/>
           <w:bCs w:val="0"/>
@@ -84,7 +84,7 @@
       </w:pPr>
       <w:r>
         <w:rPr>
-          <w:rStyle w:val="165"/>
+          <w:rStyle w:val="166"/>
           <w:rFonts w:hint="eastAsia" w:ascii="黑体" w:hAnsi="黑体" w:eastAsia="黑体" w:cs="黑体"/>
           <w:b w:val="0"/>
           <w:bCs w:val="0"/>
@@ -242,7 +242,23 @@
           <w:b w:val="0"/>
           <w:sz w:val="18"/>
         </w:rPr>
-        <w:t>{%p for item in station.items %}</w:t>
+        <w:t xml:space="preserve">{%p for item in </w:t>
+      </w:r>
+      <w:r>
+        <w:rPr>
+          <w:rFonts w:hint="eastAsia" w:ascii="Consolas" w:hAnsi="Consolas" w:eastAsia="Consolas"/>
+          <w:b w:val="0"/>
+          <w:sz w:val="18"/>
+        </w:rPr>
+        <w:t>station.detail_items</w:t>
+      </w:r>
+      <w:r>
+        <w:rPr>
+          <w:rFonts w:ascii="Consolas" w:hAnsi="Consolas" w:eastAsia="Consolas"/>
+          <w:b w:val="0"/>
+          <w:sz w:val="18"/>
+        </w:rPr>
+        <w:t xml:space="preserve"> %}</w:t>
       </w:r>
     </w:p>
     <w:p>
@@ -284,7 +300,21 @@
           <w:szCs w:val="32"/>
           <w:lang w:eastAsia="zh-CN"/>
         </w:rPr>
-        <w:t>（{{ loop.index }}）{{ item.name }}</w:t>
+        <w:t>（{{ loop.index }}</w:t>
+      </w:r>
+      <w:bookmarkStart w:id="0" w:name="_GoBack"/>
+      <w:bookmarkEnd w:id="0"/>
+      <w:r>
+        <w:rPr>
+          <w:rFonts w:hint="eastAsia" w:ascii="宋体" w:hAnsi="宋体" w:eastAsia="宋体" w:cs="宋体"/>
+          <w:b/>
+          <w:bCs/>
+          <w:kern w:val="2"/>
+          <w:sz w:val="32"/>
+          <w:szCs w:val="32"/>
+          <w:lang w:eastAsia="zh-CN"/>
+        </w:rPr>
+        <w:t>）{{ item.name }}</w:t>
       </w:r>
     </w:p>
     <w:p>
@@ -349,12 +379,7 @@
         <w:textAlignment w:val="auto"/>
       </w:pPr>
       <w:r>
-        <w:t>{{ row.left }}{% if row.righ</w:t>
-      </w:r>
-      <w:bookmarkStart w:id="0" w:name="_GoBack"/>
-      <w:bookmarkEnd w:id="0"/>
-      <w:r>
-        <w:t>t %}{{ row.right }}{% endif %}</w:t>
+        <w:t>{{ row.left }}{% if row.right %}{{ row.right }}{% endif %}</w:t>
       </w:r>
     </w:p>
     <w:p>
@@ -731,7 +756,7 @@
     <w:lsdException w:qFormat="1" w:uiPriority="99" w:semiHidden="0" w:name="Body Text"/>
     <w:lsdException w:uiPriority="99" w:name="Body Text Indent"/>
     <w:lsdException w:qFormat="1" w:uiPriority="99" w:semiHidden="0" w:name="List Continue"/>
-    <w:lsdException w:uiPriority="99" w:semiHidden="0" w:name="List Continue 2"/>
+    <w:lsdException w:qFormat="1" w:uiPriority="99" w:semiHidden="0" w:name="List Continue 2"/>
     <w:lsdException w:qFormat="1" w:uiPriority="99" w:semiHidden="0" w:name="List Continue 3"/>
     <w:lsdException w:uiPriority="99" w:name="List Continue 4"/>
     <w:lsdException w:uiPriority="99" w:name="List Continue 5"/>
@@ -813,7 +838,7 @@
     <w:lsdException w:qFormat="1" w:unhideWhenUsed="0" w:uiPriority="59" w:semiHidden="0" w:name="Table Grid"/>
     <w:lsdException w:uiPriority="99" w:name="Table Theme"/>
     <w:lsdException w:qFormat="1" w:unhideWhenUsed="0" w:uiPriority="1" w:semiHidden="0" w:name="No Spacing"/>
-    <w:lsdException w:unhideWhenUsed="0" w:uiPriority="60" w:semiHidden="0" w:name="Light Shading"/>
+    <w:lsdException w:qFormat="1" w:unhideWhenUsed="0" w:uiPriority="60" w:semiHidden="0" w:name="Light Shading"/>
     <w:lsdException w:qFormat="1" w:unhideWhenUsed="0" w:uiPriority="61" w:semiHidden="0" w:name="Light List"/>
     <w:lsdException w:qFormat="1" w:unhideWhenUsed="0" w:uiPriority="62" w:semiHidden="0" w:name="Light Grid"/>
     <w:lsdException w:qFormat="1" w:unhideWhenUsed="0" w:uiPriority="63" w:semiHidden="0" w:name="Medium Shading 1"/>
@@ -828,7 +853,7 @@
     <w:lsdException w:qFormat="1" w:unhideWhenUsed="0" w:uiPriority="72" w:semiHidden="0" w:name="Colorful List"/>
     <w:lsdException w:qFormat="1" w:unhideWhenUsed="0" w:uiPriority="73" w:semiHidden="0" w:name="Colorful Grid"/>
     <w:lsdException w:qFormat="1" w:unhideWhenUsed="0" w:uiPriority="60" w:semiHidden="0" w:name="Light Shading Accent 1"/>
-    <w:lsdException w:unhideWhenUsed="0" w:uiPriority="61" w:semiHidden="0" w:name="Light List Accent 1"/>
+    <w:lsdException w:qFormat="1" w:unhideWhenUsed="0" w:uiPriority="61" w:semiHidden="0" w:name="Light List Accent 1"/>
     <w:lsdException w:qFormat="1" w:unhideWhenUsed="0" w:uiPriority="62" w:semiHidden="0" w:name="Light Grid Accent 1"/>
     <w:lsdException w:qFormat="1" w:unhideWhenUsed="0" w:uiPriority="63" w:semiHidden="0" w:name="Medium Shading 1 Accent 1"/>
     <w:lsdException w:qFormat="1" w:unhideWhenUsed="0" w:uiPriority="64" w:semiHidden="0" w:name="Medium Shading 2 Accent 1"/>
@@ -854,7 +879,7 @@
     <w:lsdException w:qFormat="1" w:unhideWhenUsed="0" w:uiPriority="67" w:semiHidden="0" w:name="Medium Grid 1 Accent 2"/>
     <w:lsdException w:qFormat="1" w:unhideWhenUsed="0" w:uiPriority="68" w:semiHidden="0" w:name="Medium Grid 2 Accent 2"/>
     <w:lsdException w:qFormat="1" w:unhideWhenUsed="0" w:uiPriority="69" w:semiHidden="0" w:name="Medium Grid 3 Accent 2"/>
-    <w:lsdException w:unhideWhenUsed="0" w:uiPriority="70" w:semiHidden="0" w:name="Dark List Accent 2"/>
+    <w:lsdException w:qFormat="1" w:unhideWhenUsed="0" w:uiPriority="70" w:semiHidden="0" w:name="Dark List Accent 2"/>
     <w:lsdException w:qFormat="1" w:unhideWhenUsed="0" w:uiPriority="71" w:semiHidden="0" w:name="Colorful Shading Accent 2"/>
     <w:lsdException w:qFormat="1" w:unhideWhenUsed="0" w:uiPriority="72" w:semiHidden="0" w:name="Colorful List Accent 2"/>
     <w:lsdException w:qFormat="1" w:unhideWhenUsed="0" w:uiPriority="73" w:semiHidden="0" w:name="Colorful Grid Accent 2"/>
@@ -900,7 +925,7 @@
     <w:lsdException w:qFormat="1" w:unhideWhenUsed="0" w:uiPriority="71" w:semiHidden="0" w:name="Colorful Shading Accent 5"/>
     <w:lsdException w:qFormat="1" w:unhideWhenUsed="0" w:uiPriority="72" w:semiHidden="0" w:name="Colorful List Accent 5"/>
     <w:lsdException w:qFormat="1" w:unhideWhenUsed="0" w:uiPriority="73" w:semiHidden="0" w:name="Colorful Grid Accent 5"/>
-    <w:lsdException w:unhideWhenUsed="0" w:uiPriority="60" w:semiHidden="0" w:name="Light Shading Accent 6"/>
+    <w:lsdException w:qFormat="1" w:unhideWhenUsed="0" w:uiPriority="60" w:semiHidden="0" w:name="Light Shading Accent 6"/>
     <w:lsdException w:qFormat="1" w:unhideWhenUsed="0" w:uiPriority="61" w:semiHidden="0" w:name="Light List Accent 6"/>
     <w:lsdException w:qFormat="1" w:unhideWhenUsed="0" w:uiPriority="62" w:semiHidden="0" w:name="Light Grid Accent 6"/>
     <w:lsdException w:qFormat="1" w:unhideWhenUsed="0" w:uiPriority="63" w:semiHidden="0" w:name="Medium Shading 1 Accent 6"/>
@@ -911,8 +936,8 @@
     <w:lsdException w:qFormat="1" w:unhideWhenUsed="0" w:uiPriority="68" w:semiHidden="0" w:name="Medium Grid 2 Accent 6"/>
     <w:lsdException w:qFormat="1" w:unhideWhenUsed="0" w:uiPriority="69" w:semiHidden="0" w:name="Medium Grid 3 Accent 6"/>
     <w:lsdException w:qFormat="1" w:unhideWhenUsed="0" w:uiPriority="70" w:semiHidden="0" w:name="Dark List Accent 6"/>
-    <w:lsdException w:unhideWhenUsed="0" w:uiPriority="71" w:semiHidden="0" w:name="Colorful Shading Accent 6"/>
-    <w:lsdException w:unhideWhenUsed="0" w:uiPriority="72" w:semiHidden="0" w:name="Colorful List Accent 6"/>
+    <w:lsdException w:qFormat="1" w:unhideWhenUsed="0" w:uiPriority="71" w:semiHidden="0" w:name="Colorful Shading Accent 6"/>
+    <w:lsdException w:qFormat="1" w:unhideWhenUsed="0" w:uiPriority="72" w:semiHidden="0" w:name="Colorful List Accent 6"/>
     <w:lsdException w:qFormat="1" w:unhideWhenUsed="0" w:uiPriority="73" w:semiHidden="0" w:name="Colorful Grid Accent 6"/>
   </w:latentStyles>
   <w:style w:type="paragraph" w:default="1" w:styleId="1">
@@ -934,7 +959,7 @@
     <w:name w:val="heading 1"/>
     <w:basedOn w:val="1"/>
     <w:next w:val="1"/>
-    <w:link w:val="139"/>
+    <w:link w:val="140"/>
     <w:qFormat/>
     <w:uiPriority w:val="9"/>
     <w:pPr>
@@ -956,7 +981,7 @@
     <w:name w:val="heading 2"/>
     <w:basedOn w:val="1"/>
     <w:next w:val="1"/>
-    <w:link w:val="165"/>
+    <w:link w:val="166"/>
     <w:unhideWhenUsed/>
     <w:qFormat/>
     <w:uiPriority w:val="9"/>
@@ -984,7 +1009,7 @@
     <w:name w:val="heading 3"/>
     <w:basedOn w:val="1"/>
     <w:next w:val="1"/>
-    <w:link w:val="141"/>
+    <w:link w:val="142"/>
     <w:unhideWhenUsed/>
     <w:qFormat/>
     <w:uiPriority w:val="9"/>
@@ -1010,7 +1035,7 @@
     <w:name w:val="heading 4"/>
     <w:basedOn w:val="1"/>
     <w:next w:val="1"/>
-    <w:link w:val="151"/>
+    <w:link w:val="152"/>
     <w:semiHidden/>
     <w:unhideWhenUsed/>
     <w:qFormat/>
@@ -1039,7 +1064,7 @@
     <w:name w:val="heading 5"/>
     <w:basedOn w:val="1"/>
     <w:next w:val="1"/>
-    <w:link w:val="152"/>
+    <w:link w:val="153"/>
     <w:semiHidden/>
     <w:unhideWhenUsed/>
     <w:qFormat/>
@@ -1059,7 +1084,7 @@
     <w:name w:val="heading 6"/>
     <w:basedOn w:val="1"/>
     <w:next w:val="1"/>
-    <w:link w:val="153"/>
+    <w:link w:val="154"/>
     <w:semiHidden/>
     <w:unhideWhenUsed/>
     <w:qFormat/>
@@ -1081,7 +1106,7 @@
     <w:name w:val="heading 7"/>
     <w:basedOn w:val="1"/>
     <w:next w:val="1"/>
-    <w:link w:val="154"/>
+    <w:link w:val="155"/>
     <w:semiHidden/>
     <w:unhideWhenUsed/>
     <w:qFormat/>
@@ -1111,7 +1136,7 @@
     <w:name w:val="heading 8"/>
     <w:basedOn w:val="1"/>
     <w:next w:val="1"/>
-    <w:link w:val="155"/>
+    <w:link w:val="156"/>
     <w:semiHidden/>
     <w:unhideWhenUsed/>
     <w:qFormat/>
@@ -1138,7 +1163,7 @@
     <w:name w:val="heading 9"/>
     <w:basedOn w:val="1"/>
     <w:next w:val="1"/>
-    <w:link w:val="156"/>
+    <w:link w:val="157"/>
     <w:semiHidden/>
     <w:unhideWhenUsed/>
     <w:qFormat/>
@@ -1192,7 +1217,7 @@
     <w:name w:val="Body Text"/>
     <w:basedOn w:val="1"/>
     <w:next w:val="3"/>
-    <w:link w:val="145"/>
+    <w:link w:val="146"/>
     <w:unhideWhenUsed/>
     <w:qFormat/>
     <w:uiPriority w:val="99"/>
@@ -1218,7 +1243,7 @@
   </w:style>
   <w:style w:type="paragraph" w:styleId="4">
     <w:name w:val="macro"/>
-    <w:link w:val="148"/>
+    <w:link w:val="149"/>
     <w:unhideWhenUsed/>
     <w:qFormat/>
     <w:uiPriority w:val="99"/>
@@ -1321,7 +1346,7 @@
   <w:style w:type="paragraph" w:styleId="19">
     <w:name w:val="Body Text 3"/>
     <w:basedOn w:val="1"/>
-    <w:link w:val="147"/>
+    <w:link w:val="148"/>
     <w:unhideWhenUsed/>
     <w:qFormat/>
     <w:uiPriority w:val="99"/>
@@ -1401,7 +1426,7 @@
   <w:style w:type="paragraph" w:styleId="25">
     <w:name w:val="footer"/>
     <w:basedOn w:val="1"/>
-    <w:link w:val="137"/>
+    <w:link w:val="138"/>
     <w:unhideWhenUsed/>
     <w:qFormat/>
     <w:uiPriority w:val="99"/>
@@ -1416,7 +1441,7 @@
   <w:style w:type="paragraph" w:styleId="26">
     <w:name w:val="header"/>
     <w:basedOn w:val="1"/>
-    <w:link w:val="136"/>
+    <w:link w:val="137"/>
     <w:unhideWhenUsed/>
     <w:qFormat/>
     <w:uiPriority w:val="99"/>
@@ -1432,7 +1457,7 @@
     <w:name w:val="Subtitle"/>
     <w:basedOn w:val="1"/>
     <w:next w:val="1"/>
-    <w:link w:val="143"/>
+    <w:link w:val="144"/>
     <w:qFormat/>
     <w:uiPriority w:val="11"/>
     <w:rPr>
@@ -1464,7 +1489,7 @@
   <w:style w:type="paragraph" w:styleId="29">
     <w:name w:val="Body Text 2"/>
     <w:basedOn w:val="1"/>
-    <w:link w:val="146"/>
+    <w:link w:val="147"/>
     <w:unhideWhenUsed/>
     <w:qFormat/>
     <w:uiPriority w:val="99"/>
@@ -1476,6 +1501,7 @@
     <w:name w:val="List Continue 2"/>
     <w:basedOn w:val="1"/>
     <w:unhideWhenUsed/>
+    <w:qFormat/>
     <w:uiPriority w:val="99"/>
     <w:pPr>
       <w:spacing w:after="120"/>
@@ -1499,7 +1525,7 @@
     <w:name w:val="Title"/>
     <w:basedOn w:val="1"/>
     <w:next w:val="1"/>
-    <w:link w:val="142"/>
+    <w:link w:val="143"/>
     <w:qFormat/>
     <w:uiPriority w:val="10"/>
     <w:pPr>
@@ -1546,6 +1572,7 @@
   <w:style w:type="table" w:styleId="35">
     <w:name w:val="Light Shading"/>
     <w:basedOn w:val="33"/>
+    <w:qFormat/>
     <w:uiPriority w:val="60"/>
     <w:pPr>
       <w:spacing w:after="0" w:line="240" w:lineRule="auto"/>
@@ -2145,6 +2172,7 @@
   <w:style w:type="table" w:styleId="41">
     <w:name w:val="Light Shading Accent 6"/>
     <w:basedOn w:val="33"/>
+    <w:qFormat/>
     <w:uiPriority w:val="60"/>
     <w:pPr>
       <w:spacing w:after="0" w:line="240" w:lineRule="auto"/>
@@ -2338,6 +2366,7 @@
   <w:style w:type="table" w:styleId="43">
     <w:name w:val="Light List Accent 1"/>
     <w:basedOn w:val="33"/>
+    <w:qFormat/>
     <w:uiPriority w:val="61"/>
     <w:pPr>
       <w:spacing w:after="0" w:line="240" w:lineRule="auto"/>
@@ -10111,6 +10140,7 @@
   <w:style w:type="table" w:styleId="107">
     <w:name w:val="Dark List Accent 2"/>
     <w:basedOn w:val="33"/>
+    <w:qFormat/>
     <w:uiPriority w:val="70"/>
     <w:pPr>
       <w:spacing w:after="0" w:line="240" w:lineRule="auto"/>
@@ -11563,6 +11593,7 @@
   <w:style w:type="table" w:styleId="118">
     <w:name w:val="Colorful Shading Accent 6"/>
     <w:basedOn w:val="33"/>
+    <w:qFormat/>
     <w:uiPriority w:val="71"/>
     <w:pPr>
       <w:spacing w:after="0" w:line="240" w:lineRule="auto"/>
@@ -12269,6 +12300,7 @@
   <w:style w:type="table" w:styleId="125">
     <w:name w:val="Colorful List Accent 6"/>
     <w:basedOn w:val="33"/>
+    <w:qFormat/>
     <w:uiPriority w:val="72"/>
     <w:pPr>
       <w:spacing w:after="0" w:line="240" w:lineRule="auto"/>
@@ -13057,21 +13089,32 @@
       <w:iCs/>
     </w:rPr>
   </w:style>
-  <w:style w:type="character" w:customStyle="1" w:styleId="136">
+  <w:style w:type="character" w:styleId="136">
+    <w:name w:val="HTML Code"/>
+    <w:basedOn w:val="133"/>
+    <w:semiHidden/>
+    <w:unhideWhenUsed/>
+    <w:uiPriority w:val="99"/>
+    <w:rPr>
+      <w:rFonts w:ascii="Courier New" w:hAnsi="Courier New"/>
+      <w:sz w:val="20"/>
+    </w:rPr>
+  </w:style>
+  <w:style w:type="character" w:customStyle="1" w:styleId="137">
     <w:name w:val="Header Char"/>
     <w:basedOn w:val="133"/>
     <w:link w:val="26"/>
     <w:qFormat/>
     <w:uiPriority w:val="99"/>
   </w:style>
-  <w:style w:type="character" w:customStyle="1" w:styleId="137">
+  <w:style w:type="character" w:customStyle="1" w:styleId="138">
     <w:name w:val="Footer Char"/>
     <w:basedOn w:val="133"/>
     <w:link w:val="25"/>
     <w:qFormat/>
     <w:uiPriority w:val="99"/>
   </w:style>
-  <w:style w:type="paragraph" w:styleId="138">
+  <w:style w:type="paragraph" w:styleId="139">
     <w:name w:val="No Spacing"/>
     <w:qFormat/>
     <w:uiPriority w:val="1"/>
@@ -13085,7 +13128,7 @@
       <w:lang w:val="en-US" w:eastAsia="en-US" w:bidi="ar-SA"/>
     </w:rPr>
   </w:style>
-  <w:style w:type="character" w:customStyle="1" w:styleId="139">
+  <w:style w:type="character" w:customStyle="1" w:styleId="140">
     <w:name w:val="Heading 1 Char"/>
     <w:basedOn w:val="133"/>
     <w:link w:val="5"/>
@@ -13100,7 +13143,7 @@
       <w:szCs w:val="28"/>
     </w:rPr>
   </w:style>
-  <w:style w:type="character" w:customStyle="1" w:styleId="140">
+  <w:style w:type="character" w:customStyle="1" w:styleId="141">
     <w:name w:val="Heading 2 Char"/>
     <w:basedOn w:val="133"/>
     <w:link w:val="6"/>
@@ -13120,7 +13163,7 @@
       </w14:textFill>
     </w:rPr>
   </w:style>
-  <w:style w:type="character" w:customStyle="1" w:styleId="141">
+  <w:style w:type="character" w:customStyle="1" w:styleId="142">
     <w:name w:val="Heading 3 Char"/>
     <w:basedOn w:val="133"/>
     <w:link w:val="7"/>
@@ -13138,7 +13181,7 @@
       </w14:textFill>
     </w:rPr>
   </w:style>
-  <w:style w:type="character" w:customStyle="1" w:styleId="142">
+  <w:style w:type="character" w:customStyle="1" w:styleId="143">
     <w:name w:val="Title Char"/>
     <w:basedOn w:val="133"/>
     <w:link w:val="32"/>
@@ -13153,7 +13196,7 @@
       <w:szCs w:val="52"/>
     </w:rPr>
   </w:style>
-  <w:style w:type="character" w:customStyle="1" w:styleId="143">
+  <w:style w:type="character" w:customStyle="1" w:styleId="144">
     <w:name w:val="Subtitle Char"/>
     <w:basedOn w:val="133"/>
     <w:link w:val="27"/>
@@ -13174,7 +13217,7 @@
       </w14:textFill>
     </w:rPr>
   </w:style>
-  <w:style w:type="paragraph" w:styleId="144">
+  <w:style w:type="paragraph" w:styleId="145">
     <w:name w:val="List Paragraph"/>
     <w:basedOn w:val="1"/>
     <w:qFormat/>
@@ -13184,21 +13227,21 @@
       <w:contextualSpacing/>
     </w:pPr>
   </w:style>
-  <w:style w:type="character" w:customStyle="1" w:styleId="145">
+  <w:style w:type="character" w:customStyle="1" w:styleId="146">
     <w:name w:val="Body Text Char"/>
     <w:basedOn w:val="133"/>
     <w:link w:val="2"/>
     <w:qFormat/>
     <w:uiPriority w:val="99"/>
   </w:style>
-  <w:style w:type="character" w:customStyle="1" w:styleId="146">
+  <w:style w:type="character" w:customStyle="1" w:styleId="147">
     <w:name w:val="Body Text 2 Char"/>
     <w:basedOn w:val="133"/>
     <w:link w:val="29"/>
     <w:qFormat/>
     <w:uiPriority w:val="99"/>
   </w:style>
-  <w:style w:type="character" w:customStyle="1" w:styleId="147">
+  <w:style w:type="character" w:customStyle="1" w:styleId="148">
     <w:name w:val="Body Text 3 Char"/>
     <w:basedOn w:val="133"/>
     <w:link w:val="19"/>
@@ -13209,7 +13252,7 @@
       <w:szCs w:val="16"/>
     </w:rPr>
   </w:style>
-  <w:style w:type="character" w:customStyle="1" w:styleId="148">
+  <w:style w:type="character" w:customStyle="1" w:styleId="149">
     <w:name w:val="Macro Text Char"/>
     <w:basedOn w:val="133"/>
     <w:link w:val="4"/>
@@ -13221,11 +13264,11 @@
       <w:szCs w:val="20"/>
     </w:rPr>
   </w:style>
-  <w:style w:type="paragraph" w:styleId="149">
+  <w:style w:type="paragraph" w:styleId="150">
     <w:name w:val="Quote"/>
     <w:basedOn w:val="1"/>
     <w:next w:val="1"/>
-    <w:link w:val="150"/>
+    <w:link w:val="151"/>
     <w:qFormat/>
     <w:uiPriority w:val="29"/>
     <w:rPr>
@@ -13239,10 +13282,10 @@
       </w14:textFill>
     </w:rPr>
   </w:style>
-  <w:style w:type="character" w:customStyle="1" w:styleId="150">
+  <w:style w:type="character" w:customStyle="1" w:styleId="151">
     <w:name w:val="Quote Char"/>
     <w:basedOn w:val="133"/>
-    <w:link w:val="149"/>
+    <w:link w:val="150"/>
     <w:qFormat/>
     <w:uiPriority w:val="29"/>
     <w:rPr>
@@ -13256,7 +13299,7 @@
       </w14:textFill>
     </w:rPr>
   </w:style>
-  <w:style w:type="character" w:customStyle="1" w:styleId="151">
+  <w:style w:type="character" w:customStyle="1" w:styleId="152">
     <w:name w:val="Heading 4 Char"/>
     <w:basedOn w:val="133"/>
     <w:link w:val="8"/>
@@ -13277,7 +13320,7 @@
       </w14:textFill>
     </w:rPr>
   </w:style>
-  <w:style w:type="character" w:customStyle="1" w:styleId="152">
+  <w:style w:type="character" w:customStyle="1" w:styleId="153">
     <w:name w:val="Heading 5 Char"/>
     <w:basedOn w:val="133"/>
     <w:link w:val="9"/>
@@ -13289,7 +13332,7 @@
       <w:color w:val="254061" w:themeColor="accent1" w:themeShade="80"/>
     </w:rPr>
   </w:style>
-  <w:style w:type="character" w:customStyle="1" w:styleId="153">
+  <w:style w:type="character" w:customStyle="1" w:styleId="154">
     <w:name w:val="Heading 6 Char"/>
     <w:basedOn w:val="133"/>
     <w:link w:val="10"/>
@@ -13303,7 +13346,7 @@
       <w:color w:val="254061" w:themeColor="accent1" w:themeShade="80"/>
     </w:rPr>
   </w:style>
-  <w:style w:type="character" w:customStyle="1" w:styleId="154">
+  <w:style w:type="character" w:customStyle="1" w:styleId="155">
     <w:name w:val="Heading 7 Char"/>
     <w:basedOn w:val="133"/>
     <w:link w:val="11"/>
@@ -13325,7 +13368,7 @@
       </w14:textFill>
     </w:rPr>
   </w:style>
-  <w:style w:type="character" w:customStyle="1" w:styleId="155">
+  <w:style w:type="character" w:customStyle="1" w:styleId="156">
     <w:name w:val="Heading 8 Char"/>
     <w:basedOn w:val="133"/>
     <w:link w:val="12"/>
@@ -13344,7 +13387,7 @@
       </w14:textFill>
     </w:rPr>
   </w:style>
-  <w:style w:type="character" w:customStyle="1" w:styleId="156">
+  <w:style w:type="character" w:customStyle="1" w:styleId="157">
     <w:name w:val="Heading 9 Char"/>
     <w:basedOn w:val="133"/>
     <w:link w:val="13"/>
@@ -13368,11 +13411,11 @@
       </w14:textFill>
     </w:rPr>
   </w:style>
-  <w:style w:type="paragraph" w:styleId="157">
+  <w:style w:type="paragraph" w:styleId="158">
     <w:name w:val="Intense Quote"/>
     <w:basedOn w:val="1"/>
     <w:next w:val="1"/>
-    <w:link w:val="158"/>
+    <w:link w:val="159"/>
     <w:qFormat/>
     <w:uiPriority w:val="30"/>
     <w:pPr>
@@ -13395,10 +13438,10 @@
       </w14:textFill>
     </w:rPr>
   </w:style>
-  <w:style w:type="character" w:customStyle="1" w:styleId="158">
+  <w:style w:type="character" w:customStyle="1" w:styleId="159">
     <w:name w:val="Intense Quote Char"/>
     <w:basedOn w:val="133"/>
-    <w:link w:val="157"/>
+    <w:link w:val="158"/>
     <w:qFormat/>
     <w:uiPriority w:val="30"/>
     <w:rPr>
@@ -13414,7 +13457,7 @@
       </w14:textFill>
     </w:rPr>
   </w:style>
-  <w:style w:type="character" w:customStyle="1" w:styleId="159">
+  <w:style w:type="character" w:customStyle="1" w:styleId="160">
     <w:name w:val="Subtle Emphasis"/>
     <w:basedOn w:val="133"/>
     <w:qFormat/>
@@ -13433,7 +13476,7 @@
       </w14:textFill>
     </w:rPr>
   </w:style>
-  <w:style w:type="character" w:customStyle="1" w:styleId="160">
+  <w:style w:type="character" w:customStyle="1" w:styleId="161">
     <w:name w:val="Intense Emphasis"/>
     <w:basedOn w:val="133"/>
     <w:qFormat/>
@@ -13451,7 +13494,7 @@
       </w14:textFill>
     </w:rPr>
   </w:style>
-  <w:style w:type="character" w:customStyle="1" w:styleId="161">
+  <w:style w:type="character" w:customStyle="1" w:styleId="162">
     <w:name w:val="Subtle Reference"/>
     <w:basedOn w:val="133"/>
     <w:qFormat/>
@@ -13467,7 +13510,7 @@
       </w14:textFill>
     </w:rPr>
   </w:style>
-  <w:style w:type="character" w:customStyle="1" w:styleId="162">
+  <w:style w:type="character" w:customStyle="1" w:styleId="163">
     <w:name w:val="Intense Reference"/>
     <w:basedOn w:val="133"/>
     <w:qFormat/>
@@ -13486,7 +13529,7 @@
       </w14:textFill>
     </w:rPr>
   </w:style>
-  <w:style w:type="character" w:customStyle="1" w:styleId="163">
+  <w:style w:type="character" w:customStyle="1" w:styleId="164">
     <w:name w:val="Book Title"/>
     <w:basedOn w:val="133"/>
     <w:qFormat/>
@@ -13498,7 +13541,7 @@
       <w:spacing w:val="5"/>
     </w:rPr>
   </w:style>
-  <w:style w:type="paragraph" w:customStyle="1" w:styleId="164">
+  <w:style w:type="paragraph" w:customStyle="1" w:styleId="165">
     <w:name w:val="TOC Heading"/>
     <w:basedOn w:val="5"/>
     <w:next w:val="1"/>
@@ -13510,7 +13553,7 @@
       <w:outlineLvl w:val="9"/>
     </w:pPr>
   </w:style>
-  <w:style w:type="character" w:customStyle="1" w:styleId="165">
+  <w:style w:type="character" w:customStyle="1" w:styleId="166">
     <w:name w:val="标题 2 字符"/>
     <w:link w:val="6"/>
     <w:qFormat/>
